--- a/Eletronica I/Laboratório/PROFESSOR_EU/Laboratório 2 - diodo + tensão contínua+ tensão alternada- cálculo e simulação (1).docx
+++ b/Eletronica I/Laboratório/PROFESSOR_EU/Laboratório 2 - diodo + tensão contínua+ tensão alternada- cálculo e simulação (1).docx
@@ -71,7 +71,52 @@
           <w:sz w:val="24"/>
           <w:szCs w:val="24"/>
         </w:rPr>
-        <w:t>Data:____/_____/______</w:t>
+        <w:t>Data:</w:t>
+      </w:r>
+      <w:r>
+        <w:rPr>
+          <w:rFonts w:ascii="Times New Roman" w:hAnsi="Times New Roman"/>
+          <w:color w:val="000000"/>
+          <w:sz w:val="24"/>
+          <w:szCs w:val="24"/>
+        </w:rPr>
+        <w:t>17</w:t>
+      </w:r>
+      <w:r>
+        <w:rPr>
+          <w:rFonts w:ascii="Times New Roman" w:hAnsi="Times New Roman"/>
+          <w:color w:val="000000"/>
+          <w:sz w:val="24"/>
+          <w:szCs w:val="24"/>
+        </w:rPr>
+        <w:t>/</w:t>
+      </w:r>
+      <w:r>
+        <w:rPr>
+          <w:rFonts w:ascii="Times New Roman" w:hAnsi="Times New Roman"/>
+          <w:color w:val="000000"/>
+          <w:sz w:val="24"/>
+          <w:szCs w:val="24"/>
+        </w:rPr>
+        <w:t>08</w:t>
+      </w:r>
+      <w:r>
+        <w:rPr>
+          <w:rFonts w:ascii="Times New Roman" w:hAnsi="Times New Roman"/>
+          <w:color w:val="000000"/>
+          <w:sz w:val="24"/>
+          <w:szCs w:val="24"/>
+        </w:rPr>
+        <w:t>/</w:t>
+      </w:r>
+      <w:r>
+        <w:rPr>
+          <w:rFonts w:ascii="Times New Roman" w:hAnsi="Times New Roman"/>
+          <w:color w:val="000000"/>
+          <w:sz w:val="24"/>
+          <w:szCs w:val="24"/>
+        </w:rPr>
+        <w:t>2026</w:t>
       </w:r>
     </w:p>
     <w:p>
@@ -202,6 +247,14 @@
                 <w:szCs w:val="24"/>
               </w:rPr>
             </w:pPr>
+            <w:r>
+              <w:rPr>
+                <w:rFonts w:ascii="Times New Roman" w:eastAsiaTheme="minorEastAsia" w:hAnsi="Times New Roman"/>
+                <w:sz w:val="24"/>
+                <w:szCs w:val="24"/>
+              </w:rPr>
+              <w:t>Emanuel Marinho Barbosa Bacelar</w:t>
+            </w:r>
           </w:p>
         </w:tc>
         <w:tc>
@@ -221,6 +274,14 @@
                 <w:szCs w:val="24"/>
               </w:rPr>
             </w:pPr>
+            <w:r>
+              <w:rPr>
+                <w:rFonts w:ascii="Times New Roman" w:eastAsiaTheme="minorEastAsia" w:hAnsi="Times New Roman"/>
+                <w:sz w:val="24"/>
+                <w:szCs w:val="24"/>
+              </w:rPr>
+              <w:t>1</w:t>
+            </w:r>
           </w:p>
         </w:tc>
       </w:tr>
@@ -1123,6 +1184,57 @@
           <w:lang w:eastAsia="en-US"/>
         </w:rPr>
       </w:pPr>
+      <w:r>
+        <w:rPr>
+          <w:rFonts w:ascii="Times New Roman" w:hAnsi="Times New Roman"/>
+          <w:noProof/>
+          <w:sz w:val="24"/>
+          <w:szCs w:val="24"/>
+          <w:lang w:eastAsia="en-US"/>
+        </w:rPr>
+        <w:lastRenderedPageBreak/>
+        <w:drawing>
+          <wp:inline distT="0" distB="0" distL="0" distR="0" wp14:anchorId="769D7923" wp14:editId="493E6FDE">
+            <wp:extent cx="5001260" cy="8375650"/>
+            <wp:effectExtent l="0" t="0" r="8890" b="6350"/>
+            <wp:docPr id="382680295" name="Picture 2"/>
+            <wp:cNvGraphicFramePr>
+              <a:graphicFrameLocks xmlns:a="http://schemas.openxmlformats.org/drawingml/2006/main" noChangeAspect="1"/>
+            </wp:cNvGraphicFramePr>
+            <a:graphic xmlns:a="http://schemas.openxmlformats.org/drawingml/2006/main">
+              <a:graphicData uri="http://schemas.openxmlformats.org/drawingml/2006/picture">
+                <pic:pic xmlns:pic="http://schemas.openxmlformats.org/drawingml/2006/picture">
+                  <pic:nvPicPr>
+                    <pic:cNvPr id="382680295" name="Picture 382680295"/>
+                    <pic:cNvPicPr/>
+                  </pic:nvPicPr>
+                  <pic:blipFill>
+                    <a:blip r:embed="rId9">
+                      <a:extLst>
+                        <a:ext uri="{28A0092B-C50C-407E-A947-70E740481C1C}">
+                          <a14:useLocalDpi xmlns:a14="http://schemas.microsoft.com/office/drawing/2010/main" val="0"/>
+                        </a:ext>
+                      </a:extLst>
+                    </a:blip>
+                    <a:stretch>
+                      <a:fillRect/>
+                    </a:stretch>
+                  </pic:blipFill>
+                  <pic:spPr>
+                    <a:xfrm>
+                      <a:off x="0" y="0"/>
+                      <a:ext cx="5001260" cy="8375650"/>
+                    </a:xfrm>
+                    <a:prstGeom prst="rect">
+                      <a:avLst/>
+                    </a:prstGeom>
+                  </pic:spPr>
+                </pic:pic>
+              </a:graphicData>
+            </a:graphic>
+          </wp:inline>
+        </w:drawing>
+      </w:r>
     </w:p>
     <w:p>
       <w:pPr>
@@ -1134,6 +1246,15 @@
           <w:lang w:eastAsia="en-US"/>
         </w:rPr>
       </w:pPr>
+      <w:r>
+        <w:rPr>
+          <w:rFonts w:ascii="Times New Roman" w:hAnsi="Times New Roman"/>
+          <w:sz w:val="24"/>
+          <w:szCs w:val="24"/>
+          <w:lang w:eastAsia="en-US"/>
+        </w:rPr>
+        <w:t>Figura 2 – cálculos das tensões VR e VL</w:t>
+      </w:r>
     </w:p>
     <w:p>
       <w:pPr>
@@ -1156,62 +1277,67 @@
           <w:lang w:eastAsia="en-US"/>
         </w:rPr>
       </w:pPr>
-    </w:p>
-    <w:p>
-      <w:pPr>
-        <w:jc w:val="center"/>
-        <w:rPr>
-          <w:rFonts w:ascii="Times New Roman" w:hAnsi="Times New Roman"/>
+      <w:r>
+        <w:rPr>
+          <w:rFonts w:ascii="Times New Roman" w:hAnsi="Times New Roman"/>
+          <w:noProof/>
           <w:sz w:val="24"/>
           <w:szCs w:val="24"/>
           <w:lang w:eastAsia="en-US"/>
         </w:rPr>
-      </w:pPr>
-      <w:r>
+        <w:drawing>
+          <wp:inline distT="0" distB="0" distL="0" distR="0" wp14:anchorId="1572C855" wp14:editId="2B8F441D">
+            <wp:extent cx="5001260" cy="7810500"/>
+            <wp:effectExtent l="0" t="0" r="8890" b="0"/>
+            <wp:docPr id="1693627194" name="Picture 3"/>
+            <wp:cNvGraphicFramePr>
+              <a:graphicFrameLocks xmlns:a="http://schemas.openxmlformats.org/drawingml/2006/main" noChangeAspect="1"/>
+            </wp:cNvGraphicFramePr>
+            <a:graphic xmlns:a="http://schemas.openxmlformats.org/drawingml/2006/main">
+              <a:graphicData uri="http://schemas.openxmlformats.org/drawingml/2006/picture">
+                <pic:pic xmlns:pic="http://schemas.openxmlformats.org/drawingml/2006/picture">
+                  <pic:nvPicPr>
+                    <pic:cNvPr id="1693627194" name="Picture 1693627194"/>
+                    <pic:cNvPicPr/>
+                  </pic:nvPicPr>
+                  <pic:blipFill>
+                    <a:blip r:embed="rId10">
+                      <a:extLst>
+                        <a:ext uri="{28A0092B-C50C-407E-A947-70E740481C1C}">
+                          <a14:useLocalDpi xmlns:a14="http://schemas.microsoft.com/office/drawing/2010/main" val="0"/>
+                        </a:ext>
+                      </a:extLst>
+                    </a:blip>
+                    <a:stretch>
+                      <a:fillRect/>
+                    </a:stretch>
+                  </pic:blipFill>
+                  <pic:spPr>
+                    <a:xfrm>
+                      <a:off x="0" y="0"/>
+                      <a:ext cx="5001260" cy="7810500"/>
+                    </a:xfrm>
+                    <a:prstGeom prst="rect">
+                      <a:avLst/>
+                    </a:prstGeom>
+                  </pic:spPr>
+                </pic:pic>
+              </a:graphicData>
+            </a:graphic>
+          </wp:inline>
+        </w:drawing>
+      </w:r>
+    </w:p>
+    <w:p>
+      <w:pPr>
+        <w:ind w:firstLine="708"/>
         <w:rPr>
           <w:rFonts w:ascii="Times New Roman" w:hAnsi="Times New Roman"/>
           <w:sz w:val="24"/>
           <w:szCs w:val="24"/>
           <w:lang w:eastAsia="en-US"/>
         </w:rPr>
-        <w:lastRenderedPageBreak/>
-        <w:t xml:space="preserve">Figura 2 – Tensão </w:t>
-      </w:r>
-      <m:oMath>
-        <m:sSub>
-          <m:sSubPr>
-            <m:ctrlPr>
-              <w:rPr>
-                <w:rFonts w:ascii="Cambria Math" w:eastAsiaTheme="minorHAnsi" w:hAnsi="Cambria Math"/>
-                <w:i/>
-                <w:sz w:val="24"/>
-                <w:szCs w:val="24"/>
-                <w:lang w:eastAsia="en-US"/>
-              </w:rPr>
-            </m:ctrlPr>
-          </m:sSubPr>
-          <m:e>
-            <m:r>
-              <w:rPr>
-                <w:rFonts w:ascii="Cambria Math" w:hAnsi="Cambria Math"/>
-                <w:sz w:val="24"/>
-                <w:szCs w:val="24"/>
-              </w:rPr>
-              <m:t>V</m:t>
-            </m:r>
-          </m:e>
-          <m:sub>
-            <m:r>
-              <w:rPr>
-                <w:rFonts w:ascii="Cambria Math" w:hAnsi="Cambria Math"/>
-                <w:sz w:val="24"/>
-                <w:szCs w:val="24"/>
-              </w:rPr>
-              <m:t>S</m:t>
-            </m:r>
-          </m:sub>
-        </m:sSub>
-      </m:oMath>
+      </w:pPr>
       <w:r>
         <w:rPr>
           <w:rFonts w:ascii="Times New Roman" w:hAnsi="Times New Roman"/>
@@ -1219,12 +1345,12 @@
           <w:szCs w:val="24"/>
           <w:lang w:eastAsia="en-US"/>
         </w:rPr>
-        <w:t>.</w:t>
-      </w:r>
-    </w:p>
-    <w:p>
-      <w:pPr>
-        <w:jc w:val="center"/>
+        <w:t>Figura 3 – Gráficos das tensões vs, vr e vl.</w:t>
+      </w:r>
+    </w:p>
+    <w:p>
+      <w:pPr>
+        <w:ind w:firstLine="708"/>
         <w:rPr>
           <w:rFonts w:ascii="Times New Roman" w:hAnsi="Times New Roman"/>
           <w:sz w:val="24"/>
@@ -1235,7 +1361,7 @@
     </w:p>
     <w:p>
       <w:pPr>
-        <w:jc w:val="center"/>
+        <w:ind w:firstLine="708"/>
         <w:rPr>
           <w:rFonts w:ascii="Times New Roman" w:hAnsi="Times New Roman"/>
           <w:sz w:val="24"/>
@@ -1243,167 +1369,6 @@
           <w:lang w:eastAsia="en-US"/>
         </w:rPr>
       </w:pPr>
-      <w:r>
-        <w:rPr>
-          <w:rFonts w:ascii="Times New Roman" w:hAnsi="Times New Roman"/>
-          <w:sz w:val="24"/>
-          <w:szCs w:val="24"/>
-          <w:lang w:eastAsia="en-US"/>
-        </w:rPr>
-        <w:t xml:space="preserve">Figura 3 – Tensão </w:t>
-      </w:r>
-      <m:oMath>
-        <m:sSub>
-          <m:sSubPr>
-            <m:ctrlPr>
-              <w:rPr>
-                <w:rFonts w:ascii="Cambria Math" w:eastAsiaTheme="minorHAnsi" w:hAnsi="Cambria Math"/>
-                <w:i/>
-                <w:sz w:val="24"/>
-                <w:szCs w:val="24"/>
-                <w:lang w:eastAsia="en-US"/>
-              </w:rPr>
-            </m:ctrlPr>
-          </m:sSubPr>
-          <m:e>
-            <m:r>
-              <w:rPr>
-                <w:rFonts w:ascii="Cambria Math" w:hAnsi="Cambria Math"/>
-                <w:sz w:val="24"/>
-                <w:szCs w:val="24"/>
-              </w:rPr>
-              <m:t>V</m:t>
-            </m:r>
-          </m:e>
-          <m:sub>
-            <m:r>
-              <w:rPr>
-                <w:rFonts w:ascii="Cambria Math" w:hAnsi="Cambria Math"/>
-                <w:sz w:val="24"/>
-                <w:szCs w:val="24"/>
-              </w:rPr>
-              <m:t>R</m:t>
-            </m:r>
-          </m:sub>
-        </m:sSub>
-      </m:oMath>
-      <w:r>
-        <w:rPr>
-          <w:rFonts w:ascii="Times New Roman" w:hAnsi="Times New Roman"/>
-          <w:sz w:val="24"/>
-          <w:szCs w:val="24"/>
-          <w:lang w:eastAsia="en-US"/>
-        </w:rPr>
-        <w:t>.</w:t>
-      </w:r>
-    </w:p>
-    <w:p>
-      <w:pPr>
-        <w:jc w:val="center"/>
-        <w:rPr>
-          <w:rFonts w:ascii="Times New Roman" w:hAnsi="Times New Roman"/>
-          <w:sz w:val="24"/>
-          <w:szCs w:val="24"/>
-          <w:lang w:eastAsia="en-US"/>
-        </w:rPr>
-      </w:pPr>
-    </w:p>
-    <w:p>
-      <w:pPr>
-        <w:jc w:val="center"/>
-        <w:rPr>
-          <w:rFonts w:ascii="Times New Roman" w:hAnsi="Times New Roman"/>
-          <w:sz w:val="24"/>
-          <w:szCs w:val="24"/>
-          <w:lang w:eastAsia="en-US"/>
-        </w:rPr>
-      </w:pPr>
-    </w:p>
-    <w:p>
-      <w:pPr>
-        <w:jc w:val="center"/>
-        <w:rPr>
-          <w:rFonts w:ascii="Times New Roman" w:hAnsi="Times New Roman"/>
-          <w:sz w:val="24"/>
-          <w:szCs w:val="24"/>
-          <w:lang w:eastAsia="en-US"/>
-        </w:rPr>
-      </w:pPr>
-    </w:p>
-    <w:p>
-      <w:pPr>
-        <w:jc w:val="center"/>
-        <w:rPr>
-          <w:rFonts w:ascii="Times New Roman" w:hAnsi="Times New Roman"/>
-          <w:sz w:val="24"/>
-          <w:szCs w:val="24"/>
-          <w:lang w:eastAsia="en-US"/>
-        </w:rPr>
-      </w:pPr>
-    </w:p>
-    <w:p>
-      <w:pPr>
-        <w:jc w:val="center"/>
-        <w:rPr>
-          <w:rFonts w:ascii="Times New Roman" w:hAnsi="Times New Roman"/>
-          <w:sz w:val="24"/>
-          <w:szCs w:val="24"/>
-          <w:lang w:eastAsia="en-US"/>
-        </w:rPr>
-      </w:pPr>
-      <w:r>
-        <w:rPr>
-          <w:rFonts w:ascii="Times New Roman" w:hAnsi="Times New Roman"/>
-          <w:sz w:val="24"/>
-          <w:szCs w:val="24"/>
-          <w:lang w:eastAsia="en-US"/>
-        </w:rPr>
-        <w:t xml:space="preserve">Figura 4 – Tensão </w:t>
-      </w:r>
-      <m:oMath>
-        <m:sSub>
-          <m:sSubPr>
-            <m:ctrlPr>
-              <w:rPr>
-                <w:rFonts w:ascii="Cambria Math" w:eastAsiaTheme="minorHAnsi" w:hAnsi="Cambria Math"/>
-                <w:i/>
-                <w:sz w:val="24"/>
-                <w:szCs w:val="24"/>
-                <w:lang w:eastAsia="en-US"/>
-              </w:rPr>
-            </m:ctrlPr>
-          </m:sSubPr>
-          <m:e>
-            <m:r>
-              <w:rPr>
-                <w:rFonts w:ascii="Cambria Math" w:hAnsi="Cambria Math"/>
-                <w:sz w:val="24"/>
-                <w:szCs w:val="24"/>
-              </w:rPr>
-              <m:t>V</m:t>
-            </m:r>
-          </m:e>
-          <m:sub>
-            <m:r>
-              <w:rPr>
-                <w:rFonts w:ascii="Cambria Math" w:hAnsi="Cambria Math"/>
-                <w:sz w:val="24"/>
-                <w:szCs w:val="24"/>
-              </w:rPr>
-              <m:t>L</m:t>
-            </m:r>
-          </m:sub>
-        </m:sSub>
-      </m:oMath>
-      <w:r>
-        <w:rPr>
-          <w:rFonts w:ascii="Times New Roman" w:hAnsi="Times New Roman"/>
-          <w:sz w:val="24"/>
-          <w:szCs w:val="24"/>
-          <w:lang w:eastAsia="en-US"/>
-        </w:rPr>
-        <w:t>.</w:t>
-      </w:r>
     </w:p>
     <w:p>
       <w:pPr>
@@ -1664,6 +1629,63 @@
           <w:lang w:eastAsia="en-US"/>
         </w:rPr>
       </w:pPr>
+      <w:r>
+        <w:rPr>
+          <w:rFonts w:ascii="Times New Roman" w:hAnsi="Times New Roman"/>
+          <w:noProof/>
+          <w:sz w:val="24"/>
+          <w:szCs w:val="24"/>
+          <w:lang w:eastAsia="en-US"/>
+        </w:rPr>
+        <w:drawing>
+          <wp:inline distT="0" distB="0" distL="0" distR="0" wp14:anchorId="62DC45C9" wp14:editId="376E27C1">
+            <wp:extent cx="5934075" cy="2886075"/>
+            <wp:effectExtent l="0" t="0" r="9525" b="9525"/>
+            <wp:docPr id="1446337228" name="Imagem 9"/>
+            <wp:cNvGraphicFramePr>
+              <a:graphicFrameLocks xmlns:a="http://schemas.openxmlformats.org/drawingml/2006/main" noChangeAspect="1"/>
+            </wp:cNvGraphicFramePr>
+            <a:graphic xmlns:a="http://schemas.openxmlformats.org/drawingml/2006/main">
+              <a:graphicData uri="http://schemas.openxmlformats.org/drawingml/2006/picture">
+                <pic:pic xmlns:pic="http://schemas.openxmlformats.org/drawingml/2006/picture">
+                  <pic:nvPicPr>
+                    <pic:cNvPr id="0" name="Picture 8"/>
+                    <pic:cNvPicPr>
+                      <a:picLocks noChangeAspect="1" noChangeArrowheads="1"/>
+                    </pic:cNvPicPr>
+                  </pic:nvPicPr>
+                  <pic:blipFill>
+                    <a:blip r:embed="rId11" cstate="print">
+                      <a:extLst>
+                        <a:ext uri="{28A0092B-C50C-407E-A947-70E740481C1C}">
+                          <a14:useLocalDpi xmlns:a14="http://schemas.microsoft.com/office/drawing/2010/main" val="0"/>
+                        </a:ext>
+                      </a:extLst>
+                    </a:blip>
+                    <a:srcRect/>
+                    <a:stretch>
+                      <a:fillRect/>
+                    </a:stretch>
+                  </pic:blipFill>
+                  <pic:spPr bwMode="auto">
+                    <a:xfrm>
+                      <a:off x="0" y="0"/>
+                      <a:ext cx="5934075" cy="2886075"/>
+                    </a:xfrm>
+                    <a:prstGeom prst="rect">
+                      <a:avLst/>
+                    </a:prstGeom>
+                    <a:noFill/>
+                    <a:ln>
+                      <a:noFill/>
+                    </a:ln>
+                  </pic:spPr>
+                </pic:pic>
+              </a:graphicData>
+            </a:graphic>
+          </wp:inline>
+        </w:drawing>
+      </w:r>
     </w:p>
     <w:p>
       <w:pPr>
@@ -1718,7 +1740,7 @@
           <w:szCs w:val="24"/>
           <w:lang w:eastAsia="en-US"/>
         </w:rPr>
-        <w:t>5</w:t>
+        <w:t>4</w:t>
       </w:r>
       <w:r>
         <w:rPr>
@@ -2066,43 +2088,7 @@
           <w:sz w:val="24"/>
           <w:szCs w:val="24"/>
         </w:rPr>
-        <w:t xml:space="preserve">BOYLESTAD, Robert L.; </w:t>
-      </w:r>
-      <w:proofErr w:type="spellStart"/>
-      <w:r>
-        <w:rPr>
-          <w:rFonts w:ascii="Times New Roman" w:hAnsi="Times New Roman"/>
-          <w:sz w:val="24"/>
-          <w:szCs w:val="24"/>
-        </w:rPr>
-        <w:t>Nashelsky</w:t>
-      </w:r>
-      <w:proofErr w:type="spellEnd"/>
-      <w:r>
-        <w:rPr>
-          <w:rFonts w:ascii="Times New Roman" w:hAnsi="Times New Roman"/>
-          <w:sz w:val="24"/>
-          <w:szCs w:val="24"/>
-        </w:rPr>
-        <w:t xml:space="preserve">, Louis; Dispositivos Eletrônicos e Teoria de Circuitos; PEARSON </w:t>
-      </w:r>
-      <w:proofErr w:type="spellStart"/>
-      <w:r>
-        <w:rPr>
-          <w:rFonts w:ascii="Times New Roman" w:hAnsi="Times New Roman"/>
-          <w:sz w:val="24"/>
-          <w:szCs w:val="24"/>
-        </w:rPr>
-        <w:t>Education</w:t>
-      </w:r>
-      <w:proofErr w:type="spellEnd"/>
-      <w:r>
-        <w:rPr>
-          <w:rFonts w:ascii="Times New Roman" w:hAnsi="Times New Roman"/>
-          <w:sz w:val="24"/>
-          <w:szCs w:val="24"/>
-        </w:rPr>
-        <w:t xml:space="preserve">, 2013, 11ª ed. </w:t>
+        <w:t xml:space="preserve">BOYLESTAD, Robert L.; Nashelsky, Louis; Dispositivos Eletrônicos e Teoria de Circuitos; PEARSON Education, 2013, 11ª ed. </w:t>
       </w:r>
     </w:p>
     <w:p>
@@ -2119,8 +2105,8 @@
       </w:pPr>
     </w:p>
     <w:sectPr>
-      <w:headerReference w:type="even" r:id="rId9"/>
-      <w:headerReference w:type="default" r:id="rId10"/>
+      <w:headerReference w:type="even" r:id="rId12"/>
+      <w:headerReference w:type="default" r:id="rId13"/>
       <w:pgSz w:w="11906" w:h="16838"/>
       <w:pgMar w:top="1418" w:right="1134" w:bottom="1418" w:left="1418" w:header="709" w:footer="709" w:gutter="0"/>
       <w:cols w:space="708"/>
@@ -2274,7 +2260,7 @@
   </w:p>
   <w:p>
     <w:pPr>
-      <w:pStyle w:val="Cabealho"/>
+      <w:pStyle w:val="Header"/>
     </w:pPr>
     <w:r>
       <w:rPr>
@@ -3340,10 +3326,10 @@
       <w:lang w:eastAsia="pt-BR"/>
     </w:rPr>
   </w:style>
-  <w:style w:type="paragraph" w:styleId="Ttulo4">
+  <w:style w:type="paragraph" w:styleId="Heading4">
     <w:name w:val="heading 4"/>
     <w:basedOn w:val="Normal"/>
-    <w:link w:val="Ttulo4Char"/>
+    <w:link w:val="Heading4Char"/>
     <w:uiPriority w:val="9"/>
     <w:qFormat/>
     <w:rsid w:val="00D920F2"/>
@@ -3359,13 +3345,13 @@
       <w:szCs w:val="24"/>
     </w:rPr>
   </w:style>
-  <w:style w:type="character" w:default="1" w:styleId="Fontepargpadro">
+  <w:style w:type="character" w:default="1" w:styleId="DefaultParagraphFont">
     <w:name w:val="Default Paragraph Font"/>
     <w:uiPriority w:val="1"/>
     <w:semiHidden/>
     <w:unhideWhenUsed/>
   </w:style>
-  <w:style w:type="table" w:default="1" w:styleId="Tabelanormal">
+  <w:style w:type="table" w:default="1" w:styleId="TableNormal">
     <w:name w:val="Normal Table"/>
     <w:uiPriority w:val="99"/>
     <w:semiHidden/>
@@ -3380,15 +3366,15 @@
       </w:tblCellMar>
     </w:tblPr>
   </w:style>
-  <w:style w:type="numbering" w:default="1" w:styleId="Semlista">
+  <w:style w:type="numbering" w:default="1" w:styleId="NoList">
     <w:name w:val="No List"/>
     <w:uiPriority w:val="99"/>
     <w:semiHidden/>
     <w:unhideWhenUsed/>
   </w:style>
-  <w:style w:type="table" w:styleId="Tabelacomgrade">
+  <w:style w:type="table" w:styleId="TableGrid">
     <w:name w:val="Table Grid"/>
-    <w:basedOn w:val="Tabelanormal"/>
+    <w:basedOn w:val="TableNormal"/>
     <w:uiPriority w:val="59"/>
     <w:rsid w:val="00494BFF"/>
     <w:pPr>
@@ -3405,10 +3391,10 @@
       </w:tblBorders>
     </w:tblPr>
   </w:style>
-  <w:style w:type="paragraph" w:styleId="Textodebalo">
+  <w:style w:type="paragraph" w:styleId="BalloonText">
     <w:name w:val="Balloon Text"/>
     <w:basedOn w:val="Normal"/>
-    <w:link w:val="TextodebaloChar"/>
+    <w:link w:val="BalloonTextChar"/>
     <w:uiPriority w:val="99"/>
     <w:semiHidden/>
     <w:unhideWhenUsed/>
@@ -3422,10 +3408,10 @@
       <w:szCs w:val="16"/>
     </w:rPr>
   </w:style>
-  <w:style w:type="character" w:customStyle="1" w:styleId="TextodebaloChar">
-    <w:name w:val="Texto de balão Char"/>
-    <w:basedOn w:val="Fontepargpadro"/>
-    <w:link w:val="Textodebalo"/>
+  <w:style w:type="character" w:customStyle="1" w:styleId="BalloonTextChar">
+    <w:name w:val="Balloon Text Char"/>
+    <w:basedOn w:val="DefaultParagraphFont"/>
+    <w:link w:val="BalloonText"/>
     <w:uiPriority w:val="99"/>
     <w:semiHidden/>
     <w:rsid w:val="00494BFF"/>
@@ -3436,9 +3422,9 @@
       <w:lang w:eastAsia="pt-BR"/>
     </w:rPr>
   </w:style>
-  <w:style w:type="character" w:styleId="TextodoEspaoReservado">
+  <w:style w:type="character" w:styleId="PlaceholderText">
     <w:name w:val="Placeholder Text"/>
-    <w:basedOn w:val="Fontepargpadro"/>
+    <w:basedOn w:val="DefaultParagraphFont"/>
     <w:uiPriority w:val="99"/>
     <w:semiHidden/>
     <w:rsid w:val="00494BFF"/>
@@ -3446,7 +3432,7 @@
       <w:color w:val="808080"/>
     </w:rPr>
   </w:style>
-  <w:style w:type="paragraph" w:styleId="PargrafodaLista">
+  <w:style w:type="paragraph" w:styleId="ListParagraph">
     <w:name w:val="List Paragraph"/>
     <w:basedOn w:val="Normal"/>
     <w:uiPriority w:val="34"/>
@@ -3457,10 +3443,10 @@
       <w:contextualSpacing/>
     </w:pPr>
   </w:style>
-  <w:style w:type="paragraph" w:styleId="Cabealho">
+  <w:style w:type="paragraph" w:styleId="Header">
     <w:name w:val="header"/>
     <w:basedOn w:val="Normal"/>
-    <w:link w:val="CabealhoChar"/>
+    <w:link w:val="HeaderChar"/>
     <w:uiPriority w:val="99"/>
     <w:unhideWhenUsed/>
     <w:rsid w:val="00577CEE"/>
@@ -3472,10 +3458,10 @@
       <w:spacing w:after="0" w:line="240" w:lineRule="auto"/>
     </w:pPr>
   </w:style>
-  <w:style w:type="character" w:customStyle="1" w:styleId="CabealhoChar">
-    <w:name w:val="Cabeçalho Char"/>
-    <w:basedOn w:val="Fontepargpadro"/>
-    <w:link w:val="Cabealho"/>
+  <w:style w:type="character" w:customStyle="1" w:styleId="HeaderChar">
+    <w:name w:val="Header Char"/>
+    <w:basedOn w:val="DefaultParagraphFont"/>
+    <w:link w:val="Header"/>
     <w:uiPriority w:val="99"/>
     <w:rsid w:val="00577CEE"/>
     <w:rPr>
@@ -3483,10 +3469,10 @@
       <w:lang w:eastAsia="pt-BR"/>
     </w:rPr>
   </w:style>
-  <w:style w:type="paragraph" w:styleId="Rodap">
+  <w:style w:type="paragraph" w:styleId="Footer">
     <w:name w:val="footer"/>
     <w:basedOn w:val="Normal"/>
-    <w:link w:val="RodapChar"/>
+    <w:link w:val="FooterChar"/>
     <w:uiPriority w:val="99"/>
     <w:unhideWhenUsed/>
     <w:rsid w:val="00577CEE"/>
@@ -3498,10 +3484,10 @@
       <w:spacing w:after="0" w:line="240" w:lineRule="auto"/>
     </w:pPr>
   </w:style>
-  <w:style w:type="character" w:customStyle="1" w:styleId="RodapChar">
-    <w:name w:val="Rodapé Char"/>
-    <w:basedOn w:val="Fontepargpadro"/>
-    <w:link w:val="Rodap"/>
+  <w:style w:type="character" w:customStyle="1" w:styleId="FooterChar">
+    <w:name w:val="Footer Char"/>
+    <w:basedOn w:val="DefaultParagraphFont"/>
+    <w:link w:val="Footer"/>
     <w:uiPriority w:val="99"/>
     <w:rsid w:val="00577CEE"/>
     <w:rPr>
@@ -3511,7 +3497,7 @@
   </w:style>
   <w:style w:type="character" w:styleId="Hyperlink">
     <w:name w:val="Hyperlink"/>
-    <w:basedOn w:val="Fontepargpadro"/>
+    <w:basedOn w:val="DefaultParagraphFont"/>
     <w:uiPriority w:val="99"/>
     <w:semiHidden/>
     <w:unhideWhenUsed/>
@@ -3521,9 +3507,9 @@
       <w:u w:val="single"/>
     </w:rPr>
   </w:style>
-  <w:style w:type="character" w:styleId="Forte">
+  <w:style w:type="character" w:styleId="Strong">
     <w:name w:val="Strong"/>
-    <w:basedOn w:val="Fontepargpadro"/>
+    <w:basedOn w:val="DefaultParagraphFont"/>
     <w:uiPriority w:val="22"/>
     <w:qFormat/>
     <w:rsid w:val="00905FF1"/>
@@ -3532,10 +3518,10 @@
       <w:bCs/>
     </w:rPr>
   </w:style>
-  <w:style w:type="character" w:customStyle="1" w:styleId="Ttulo4Char">
-    <w:name w:val="Título 4 Char"/>
-    <w:basedOn w:val="Fontepargpadro"/>
-    <w:link w:val="Ttulo4"/>
+  <w:style w:type="character" w:customStyle="1" w:styleId="Heading4Char">
+    <w:name w:val="Heading 4 Char"/>
+    <w:basedOn w:val="DefaultParagraphFont"/>
+    <w:link w:val="Heading4"/>
     <w:uiPriority w:val="9"/>
     <w:rsid w:val="00D920F2"/>
     <w:rPr>
@@ -3547,9 +3533,9 @@
       <w:lang w:eastAsia="pt-BR"/>
     </w:rPr>
   </w:style>
-  <w:style w:type="character" w:styleId="nfase">
+  <w:style w:type="character" w:styleId="Emphasis">
     <w:name w:val="Emphasis"/>
-    <w:basedOn w:val="Fontepargpadro"/>
+    <w:basedOn w:val="DefaultParagraphFont"/>
     <w:uiPriority w:val="20"/>
     <w:qFormat/>
     <w:rsid w:val="00D920F2"/>
